--- a/api/src/main/resources/plantillas/plantilla_rl_cir.docx
+++ b/api/src/main/resources/plantillas/plantilla_rl_cir.docx
@@ -92,20 +92,6 @@
                 <w:rFonts w:ascii="Arial" w:hAnsi="Arial" w:cs="Arial"/>
                 <w:bCs/>
               </w:rPr>
-              <w:t>2</w:t>
-            </w:r>
-            <w:r>
-              <w:rPr>
-                <w:rFonts w:ascii="Arial" w:hAnsi="Arial" w:cs="Arial"/>
-                <w:bCs/>
-              </w:rPr>
-              <w:t>10100293</w:t>
-            </w:r>
-            <w:r>
-              <w:rPr>
-                <w:rFonts w:ascii="Arial" w:hAnsi="Arial" w:cs="Arial"/>
-                <w:bCs/>
-              </w:rPr>
               <w:t>{{FOLIO}}</w:t>
             </w:r>
           </w:p>
@@ -128,12 +114,6 @@
                 <w:rFonts w:ascii="Arial" w:hAnsi="Arial" w:cs="Arial"/>
               </w:rPr>
               <w:t xml:space="preserve">: </w:t>
-            </w:r>
-            <w:r>
-              <w:rPr>
-                <w:rFonts w:ascii="Arial" w:hAnsi="Arial" w:cs="Arial"/>
-              </w:rPr>
-              <w:t>Guardería</w:t>
             </w:r>
             <w:r>
               <w:rPr>
@@ -353,14 +333,28 @@
                 <w:rFonts w:ascii="Arial" w:hAnsi="Arial" w:cs="Arial"/>
                 <w:bCs/>
               </w:rPr>
-              <w:t>Copia de la Identificación oficial No. 0470040504906.</w:t>
+              <w:t>Copia de la Identificación oficial No.</w:t>
             </w:r>
             <w:r>
               <w:rPr>
                 <w:rFonts w:ascii="Arial" w:hAnsi="Arial" w:cs="Arial"/>
                 <w:bCs/>
               </w:rPr>
+              <w:t xml:space="preserve"> </w:t>
+            </w:r>
+            <w:r>
+              <w:rPr>
+                <w:rFonts w:ascii="Arial" w:hAnsi="Arial" w:cs="Arial"/>
+                <w:bCs/>
+              </w:rPr>
               <w:t>{{IDENTIFICACION}}</w:t>
+            </w:r>
+            <w:r>
+              <w:rPr>
+                <w:rFonts w:ascii="Arial" w:hAnsi="Arial" w:cs="Arial"/>
+                <w:bCs/>
+              </w:rPr>
+              <w:t>.</w:t>
             </w:r>
           </w:p>
           <w:p>
@@ -463,54 +457,17 @@
             <w:r>
               <w:rPr>
                 <w:rFonts w:ascii="Arial" w:eastAsia="Times New Roman" w:hAnsi="Arial" w:cs="Arial"/>
-                <w:color w:val="000000"/>
-              </w:rPr>
-              <w:t xml:space="preserve">Se remite al área </w:t>
-            </w:r>
-            <w:r>
-              <w:rPr>
-                <w:rFonts w:ascii="Arial" w:eastAsia="Times New Roman" w:hAnsi="Arial" w:cs="Arial"/>
-                <w:color w:val="000000"/>
-              </w:rPr>
-              <w:t>Representación Legal y Defensa</w:t>
-            </w:r>
-            <w:r>
-              <w:rPr>
-                <w:rFonts w:ascii="Arial" w:eastAsia="Times New Roman" w:hAnsi="Arial" w:cs="Arial"/>
-                <w:color w:val="000000"/>
-              </w:rPr>
-              <w:t xml:space="preserve">, para </w:t>
-            </w:r>
-            <w:r>
-              <w:rPr>
-                <w:rFonts w:ascii="Arial" w:eastAsia="Times New Roman" w:hAnsi="Arial" w:cs="Arial"/>
-              </w:rPr>
-              <w:t>su debido seguimiento o tramitación</w:t>
-            </w:r>
-            <w:r>
-              <w:rPr>
-                <w:rFonts w:ascii="Arial" w:eastAsia="Times New Roman" w:hAnsi="Arial" w:cs="Arial"/>
-              </w:rPr>
-              <w:t>,</w:t>
-            </w:r>
-            <w:r>
-              <w:rPr>
-                <w:rFonts w:ascii="Arial" w:eastAsia="Times New Roman" w:hAnsi="Arial" w:cs="Arial"/>
-                <w:color w:val="000000"/>
-              </w:rPr>
-              <w:t xml:space="preserve"> en virtud de que se encuentra en tiempo y forma para interponer el medio de defensa que se requiere</w:t>
-            </w:r>
-            <w:r>
-              <w:rPr>
-                <w:rFonts w:ascii="Arial" w:eastAsia="Times New Roman" w:hAnsi="Arial" w:cs="Arial"/>
-              </w:rPr>
-              <w:t>.</w:t>
-            </w:r>
-            <w:r>
-              <w:rPr>
-                <w:rFonts w:ascii="Arial" w:eastAsia="Times New Roman" w:hAnsi="Arial" w:cs="Arial"/>
-              </w:rPr>
-              <w:t>{{MOTIVOS}}</w:t>
+                <w:bCs/>
+                <w:color w:val="000000"/>
+              </w:rPr>
+              <w:t>{{MO</w:t>
+            </w:r>
+            <w:r>
+              <w:rPr>
+                <w:rFonts w:ascii="Arial" w:eastAsia="Times New Roman" w:hAnsi="Arial" w:cs="Arial"/>
+                <w:bCs/>
+              </w:rPr>
+              <w:t>TIVOS}}</w:t>
             </w:r>
           </w:p>
         </w:tc>
@@ -536,133 +493,7 @@
                 <w:rFonts w:ascii="Arial" w:hAnsi="Arial" w:cs="Arial"/>
                 <w:bCs/>
               </w:rPr>
-              <w:t xml:space="preserve">Lo anterior con fundamento en lo dispuesto por los artículos 1, 22, 25 fracción II, de la Ley de los Derechos y Defensa del Contribuyente del Estado de Zacatecas y sus Municipios; en relación con el 2, 6 fracciones I, III, 7 fracción II, inciso a), 26 fracción VII, </w:t>
-            </w:r>
-            <w:r>
-              <w:rPr>
-                <w:rFonts w:ascii="Arial" w:hAnsi="Arial" w:cs="Arial"/>
-                <w:bCs/>
-              </w:rPr>
-              <w:t>27 fracciones I, II,</w:t>
-            </w:r>
-            <w:r>
-              <w:rPr>
-                <w:rFonts w:ascii="Arial" w:hAnsi="Arial" w:cs="Arial"/>
-                <w:bCs/>
-              </w:rPr>
-              <w:t xml:space="preserve"> </w:t>
-            </w:r>
-            <w:r>
-              <w:rPr>
-                <w:rFonts w:ascii="Arial" w:hAnsi="Arial" w:cs="Arial"/>
-                <w:bCs/>
-              </w:rPr>
-              <w:t xml:space="preserve">28 fracciones I, </w:t>
-            </w:r>
-            <w:r>
-              <w:rPr>
-                <w:rFonts w:ascii="Arial" w:hAnsi="Arial" w:cs="Arial"/>
-                <w:bCs/>
-              </w:rPr>
-              <w:t>II</w:t>
-            </w:r>
-            <w:r>
-              <w:rPr>
-                <w:rFonts w:ascii="Arial" w:hAnsi="Arial" w:cs="Arial"/>
-                <w:bCs/>
-              </w:rPr>
-              <w:t xml:space="preserve">, </w:t>
-            </w:r>
-            <w:r>
-              <w:rPr>
-                <w:rFonts w:ascii="Arial" w:hAnsi="Arial" w:cs="Arial"/>
-                <w:bCs/>
-              </w:rPr>
-              <w:t>III</w:t>
-            </w:r>
-            <w:r>
-              <w:rPr>
-                <w:rFonts w:ascii="Arial" w:hAnsi="Arial" w:cs="Arial"/>
-                <w:bCs/>
-              </w:rPr>
-              <w:t>, VIII, X y 39 fracciones II y</w:t>
-            </w:r>
-            <w:r>
-              <w:rPr>
-                <w:rFonts w:ascii="Arial" w:hAnsi="Arial" w:cs="Arial"/>
-                <w:bCs/>
-              </w:rPr>
-              <w:t xml:space="preserve"> II</w:t>
-            </w:r>
-            <w:r>
-              <w:rPr>
-                <w:rFonts w:ascii="Arial" w:hAnsi="Arial" w:cs="Arial"/>
-                <w:bCs/>
-              </w:rPr>
-              <w:t>I</w:t>
-            </w:r>
-            <w:r>
-              <w:rPr>
-                <w:rFonts w:ascii="Arial" w:hAnsi="Arial" w:cs="Arial"/>
-                <w:bCs/>
-              </w:rPr>
-              <w:t>,</w:t>
-            </w:r>
-            <w:r>
-              <w:rPr>
-                <w:rFonts w:ascii="Arial" w:hAnsi="Arial" w:cs="Arial"/>
-                <w:bCs/>
-              </w:rPr>
-              <w:t xml:space="preserve"> del Estatuto Orgánico de la Comisión Estatal de la Defensa del Contribuyente, así como el 1, 5, 30 fracción IV, </w:t>
-            </w:r>
-            <w:r>
-              <w:rPr>
-                <w:rFonts w:ascii="Arial" w:hAnsi="Arial" w:cs="Arial"/>
-                <w:bCs/>
-              </w:rPr>
-              <w:t>45</w:t>
-            </w:r>
-            <w:r>
-              <w:rPr>
-                <w:rFonts w:ascii="Arial" w:hAnsi="Arial" w:cs="Arial"/>
-                <w:bCs/>
-              </w:rPr>
-              <w:t xml:space="preserve">, </w:t>
-            </w:r>
-            <w:r>
-              <w:rPr>
-                <w:rFonts w:ascii="Arial" w:hAnsi="Arial" w:cs="Arial"/>
-                <w:bCs/>
-              </w:rPr>
-              <w:t>46</w:t>
-            </w:r>
-            <w:r>
-              <w:rPr>
-                <w:rFonts w:ascii="Arial" w:hAnsi="Arial" w:cs="Arial"/>
-                <w:bCs/>
-              </w:rPr>
-              <w:t xml:space="preserve">, </w:t>
-            </w:r>
-            <w:r>
-              <w:rPr>
-                <w:rFonts w:ascii="Arial" w:hAnsi="Arial" w:cs="Arial"/>
-                <w:bCs/>
-              </w:rPr>
-              <w:t>47, 48, y 49</w:t>
-            </w:r>
-            <w:r>
-              <w:rPr>
-                <w:rFonts w:ascii="Arial" w:hAnsi="Arial" w:cs="Arial"/>
-                <w:bCs/>
-              </w:rPr>
-              <w:t xml:space="preserve"> de los Lineamientos Generales de Actuación de la Comisión Estatal de la Defensa del Contribuyente</w:t>
-            </w:r>
-            <w:r>
-              <w:rPr>
-                <w:rFonts w:ascii="Arial" w:hAnsi="Arial" w:cs="Arial"/>
-                <w:bCs/>
-              </w:rPr>
-              <w:t xml:space="preserve"> {{ARTICULOS}}</w:t>
+              <w:t>{{ARTICULOS}}</w:t>
             </w:r>
           </w:p>
         </w:tc>
@@ -825,7 +656,7 @@
                 <w:b/>
                 <w:color w:val="000000"/>
               </w:rPr>
-              <w:t>.C. Adriana García Herrera</w:t>
+              <w:t xml:space="preserve">.C. </w:t>
             </w:r>
             <w:r>
               <w:rPr>
@@ -985,15 +816,7 @@
                 <w:b/>
                 <w:color w:val="000000"/>
               </w:rPr>
-              <w:t>Michelle Blanca Magnolia García Del Real</w:t>
-            </w:r>
-            <w:r>
-              <w:rPr>
-                <w:rFonts w:ascii="Arial" w:eastAsia="Times New Roman" w:hAnsi="Arial" w:cs="Arial"/>
-                <w:b/>
-                <w:color w:val="000000"/>
-              </w:rPr>
-              <w:t xml:space="preserve"> {{DIRECTOR}}</w:t>
+              <w:t>{{DIRECTOR}}</w:t>
             </w:r>
           </w:p>
           <w:p>
@@ -1011,7 +834,47 @@
                 <w:b/>
                 <w:color w:val="000000"/>
               </w:rPr>
-              <w:t xml:space="preserve"> Directora Técnica Jurídica</w:t>
+              <w:t xml:space="preserve"> Director</w:t>
+            </w:r>
+            <w:r>
+              <w:rPr>
+                <w:rFonts w:ascii="Arial" w:eastAsia="Times New Roman" w:hAnsi="Arial" w:cs="Arial"/>
+                <w:b/>
+                <w:color w:val="000000"/>
+              </w:rPr>
+              <w:t xml:space="preserve"> </w:t>
+            </w:r>
+            <w:r>
+              <w:rPr>
+                <w:rFonts w:ascii="Arial" w:eastAsia="Times New Roman" w:hAnsi="Arial" w:cs="Arial"/>
+                <w:b/>
+                <w:color w:val="000000"/>
+              </w:rPr>
+              <w:t>Técnic</w:t>
+            </w:r>
+            <w:r>
+              <w:rPr>
+                <w:rFonts w:ascii="Arial" w:eastAsia="Times New Roman" w:hAnsi="Arial" w:cs="Arial"/>
+                <w:b/>
+                <w:color w:val="000000"/>
+              </w:rPr>
+              <w:t>o</w:t>
+            </w:r>
+            <w:r>
+              <w:rPr>
+                <w:rFonts w:ascii="Arial" w:eastAsia="Times New Roman" w:hAnsi="Arial" w:cs="Arial"/>
+                <w:b/>
+                <w:color w:val="000000"/>
+              </w:rPr>
+              <w:t xml:space="preserve"> Jurídic</w:t>
+            </w:r>
+            <w:r>
+              <w:rPr>
+                <w:rFonts w:ascii="Arial" w:eastAsia="Times New Roman" w:hAnsi="Arial" w:cs="Arial"/>
+                <w:b/>
+                <w:color w:val="000000"/>
+              </w:rPr>
+              <w:t>o</w:t>
             </w:r>
           </w:p>
         </w:tc>
